--- a/ds_summary.docx
+++ b/ds_summary.docx
@@ -51,7 +51,7 @@
         <w:rPr>
           <w:sz w:val="20"/>
         </w:rPr>
-        <w:t>GREEN: 33  |  YELLOW: 6  |  RED: 4  → 43 highlighted + 20 additional = 60 total</w:t>
+        <w:t>GREEN: 33  |  YELLOW: 6  |  RED: 4 + 8 stamps (Ch.2)  →  51 highlighted + 20 additional</w:t>
       </w:r>
     </w:p>
     <w:p/>
@@ -1530,6 +1530,1313 @@
           <w:sz w:val="17"/>
         </w:rPr>
         <w:t>map() and filter() are NOT sorting functions. Use sorted() with key= for sorting. Linear in DS means sequential order, NOT O(n) time.</w:t>
+      </w:r>
+    </w:p>
+    <w:p>
+      <w:pPr>
+        <w:spacing w:before="120" w:after="40"/>
+        <w:pBdr>
+          <w:bottom w:val="single" w:sz="6" w:space="1" w:color="1F3964"/>
+        </w:pBdr>
+      </w:pPr>
+      <w:r>
+        <w:rPr>
+          <w:b/>
+          <w:color w:val="1F3964"/>
+          <w:sz w:val="26"/>
+        </w:rPr>
+        <w:t>Chapter 2: Python Data Types &amp; Structures</w:t>
+      </w:r>
+    </w:p>
+    <w:p>
+      <w:pPr>
+        <w:spacing w:before="80" w:after="20"/>
+      </w:pPr>
+      <w:r>
+        <w:rPr>
+          <w:b/>
+          <w:color w:val="176B7F"/>
+          <w:sz w:val="21"/>
+        </w:rPr>
+        <w:t>Red Stamp Marks — Method Tables (Pages 10, 11, 15, 16, 18, 19, 21, 25)</w:t>
+      </w:r>
+    </w:p>
+    <w:p>
+      <w:pPr>
+        <w:spacing w:before="30" w:after="30"/>
+        <w:ind w:left="173"/>
+      </w:pPr>
+      <w:r>
+        <w:rPr>
+          <w:b/>
+          <w:color w:val="FF4B6E"/>
+          <w:sz w:val="14"/>
+        </w:rPr>
+        <w:t xml:space="preserve">RED </w:t>
+      </w:r>
+      <w:r>
+        <w:rPr>
+          <w:b/>
+          <w:color w:val="0070C0"/>
+          <w:sz w:val="19"/>
+        </w:rPr>
+        <w:t xml:space="preserve">Sequence Types — Common Methods (pp. 10–11): </w:t>
+      </w:r>
+      <w:r>
+        <w:rPr>
+          <w:sz w:val="19"/>
+        </w:rPr>
+        <w:t xml:space="preserve">len(s) </w:t>
+      </w:r>
+      <w:r>
+        <w:rPr>
+          <w:sz w:val="19"/>
+        </w:rPr>
+        <w:t xml:space="preserve">count; </w:t>
+      </w:r>
+      <w:r>
+        <w:rPr>
+          <w:sz w:val="19"/>
+        </w:rPr>
+        <w:t xml:space="preserve">min/max/sum; </w:t>
+      </w:r>
+      <w:r>
+        <w:rPr>
+          <w:sz w:val="19"/>
+        </w:rPr>
+        <w:t xml:space="preserve">all(s) </w:t>
+      </w:r>
+      <w:r>
+        <w:rPr>
+          <w:sz w:val="19"/>
+        </w:rPr>
+        <w:t xml:space="preserve">True </w:t>
+      </w:r>
+      <w:r>
+        <w:rPr>
+          <w:sz w:val="19"/>
+        </w:rPr>
+        <w:t xml:space="preserve">if </w:t>
+      </w:r>
+      <w:r>
+        <w:rPr>
+          <w:sz w:val="19"/>
+        </w:rPr>
+        <w:t xml:space="preserve">all </w:t>
+      </w:r>
+      <w:r>
+        <w:rPr>
+          <w:sz w:val="19"/>
+        </w:rPr>
+        <w:t xml:space="preserve">elements </w:t>
+      </w:r>
+      <w:r>
+        <w:rPr>
+          <w:sz w:val="19"/>
+        </w:rPr>
+        <w:t xml:space="preserve">True; </w:t>
+      </w:r>
+      <w:r>
+        <w:rPr>
+          <w:sz w:val="19"/>
+        </w:rPr>
+        <w:t xml:space="preserve">any(s) </w:t>
+      </w:r>
+      <w:r>
+        <w:rPr>
+          <w:sz w:val="19"/>
+        </w:rPr>
+        <w:t xml:space="preserve">True </w:t>
+      </w:r>
+      <w:r>
+        <w:rPr>
+          <w:sz w:val="19"/>
+        </w:rPr>
+        <w:t xml:space="preserve">if </w:t>
+      </w:r>
+      <w:r>
+        <w:rPr>
+          <w:sz w:val="19"/>
+        </w:rPr>
+        <w:t xml:space="preserve">any </w:t>
+      </w:r>
+      <w:r>
+        <w:rPr>
+          <w:sz w:val="19"/>
+        </w:rPr>
+        <w:t xml:space="preserve">item </w:t>
+      </w:r>
+      <w:r>
+        <w:rPr>
+          <w:sz w:val="19"/>
+        </w:rPr>
+        <w:t xml:space="preserve">True. </w:t>
+      </w:r>
+      <w:r>
+        <w:rPr>
+          <w:sz w:val="19"/>
+        </w:rPr>
+        <w:t xml:space="preserve">s+r </w:t>
+      </w:r>
+      <w:r>
+        <w:rPr>
+          <w:sz w:val="19"/>
+        </w:rPr>
+        <w:t xml:space="preserve">concatenates; </w:t>
+      </w:r>
+      <w:r>
+        <w:rPr>
+          <w:sz w:val="19"/>
+        </w:rPr>
+        <w:t xml:space="preserve">s*n </w:t>
+      </w:r>
+      <w:r>
+        <w:rPr>
+          <w:sz w:val="19"/>
+        </w:rPr>
+        <w:t xml:space="preserve">copies; </w:t>
+      </w:r>
+      <w:r>
+        <w:rPr>
+          <w:sz w:val="19"/>
+        </w:rPr>
+        <w:t xml:space="preserve">s[i] </w:t>
+      </w:r>
+      <w:r>
+        <w:rPr>
+          <w:sz w:val="19"/>
+        </w:rPr>
+        <w:t xml:space="preserve">indexing; </w:t>
+      </w:r>
+      <w:r>
+        <w:rPr>
+          <w:sz w:val="19"/>
+        </w:rPr>
+        <w:t xml:space="preserve">s[i:j:stride] </w:t>
+      </w:r>
+      <w:r>
+        <w:rPr>
+          <w:sz w:val="19"/>
+        </w:rPr>
+        <w:t xml:space="preserve">slicing; </w:t>
+      </w:r>
+      <w:r>
+        <w:rPr>
+          <w:sz w:val="19"/>
+        </w:rPr>
+        <w:t xml:space="preserve">x </w:t>
+      </w:r>
+      <w:r>
+        <w:rPr>
+          <w:sz w:val="19"/>
+        </w:rPr>
+        <w:t xml:space="preserve">in </w:t>
+      </w:r>
+      <w:r>
+        <w:rPr>
+          <w:sz w:val="19"/>
+        </w:rPr>
+        <w:t xml:space="preserve">s </w:t>
+      </w:r>
+      <w:r>
+        <w:rPr>
+          <w:sz w:val="19"/>
+        </w:rPr>
+        <w:t xml:space="preserve">membership. </w:t>
+      </w:r>
+    </w:p>
+    <w:p>
+      <w:pPr>
+        <w:spacing w:before="30" w:after="30"/>
+        <w:ind w:left="173"/>
+      </w:pPr>
+      <w:r>
+        <w:rPr>
+          <w:b/>
+          <w:color w:val="FF4B6E"/>
+          <w:sz w:val="14"/>
+        </w:rPr>
+        <w:t xml:space="preserve">RED </w:t>
+      </w:r>
+      <w:r>
+        <w:rPr>
+          <w:b/>
+          <w:color w:val="0070C0"/>
+          <w:sz w:val="19"/>
+        </w:rPr>
+        <w:t xml:space="preserve">Dictionary Methods (p. 15): </w:t>
+      </w:r>
+      <w:r>
+        <w:rPr>
+          <w:sz w:val="19"/>
+        </w:rPr>
+        <w:t xml:space="preserve">d.get(k,v) </w:t>
+      </w:r>
+      <w:r>
+        <w:rPr>
+          <w:sz w:val="19"/>
+        </w:rPr>
+        <w:t xml:space="preserve">returns </w:t>
+      </w:r>
+      <w:r>
+        <w:rPr>
+          <w:sz w:val="19"/>
+        </w:rPr>
+        <w:t xml:space="preserve">d[k] </w:t>
+      </w:r>
+      <w:r>
+        <w:rPr>
+          <w:sz w:val="19"/>
+        </w:rPr>
+        <w:t xml:space="preserve">or </w:t>
+      </w:r>
+      <w:r>
+        <w:rPr>
+          <w:sz w:val="19"/>
+        </w:rPr>
+        <w:t xml:space="preserve">v </w:t>
+      </w:r>
+      <w:r>
+        <w:rPr>
+          <w:sz w:val="19"/>
+        </w:rPr>
+        <w:t xml:space="preserve">if </w:t>
+      </w:r>
+      <w:r>
+        <w:rPr>
+          <w:sz w:val="19"/>
+        </w:rPr>
+        <w:t xml:space="preserve">missing; </w:t>
+      </w:r>
+      <w:r>
+        <w:rPr>
+          <w:sz w:val="19"/>
+        </w:rPr>
+        <w:t xml:space="preserve">d.keys() </w:t>
+      </w:r>
+      <w:r>
+        <w:rPr>
+          <w:sz w:val="19"/>
+        </w:rPr>
+        <w:t xml:space="preserve">all </w:t>
+      </w:r>
+      <w:r>
+        <w:rPr>
+          <w:sz w:val="19"/>
+        </w:rPr>
+        <w:t xml:space="preserve">keys; </w:t>
+      </w:r>
+      <w:r>
+        <w:rPr>
+          <w:sz w:val="19"/>
+        </w:rPr>
+        <w:t xml:space="preserve">d.values() </w:t>
+      </w:r>
+      <w:r>
+        <w:rPr>
+          <w:sz w:val="19"/>
+        </w:rPr>
+        <w:t xml:space="preserve">all </w:t>
+      </w:r>
+      <w:r>
+        <w:rPr>
+          <w:sz w:val="19"/>
+        </w:rPr>
+        <w:t xml:space="preserve">values; </w:t>
+      </w:r>
+      <w:r>
+        <w:rPr>
+          <w:sz w:val="19"/>
+        </w:rPr>
+        <w:t xml:space="preserve">d.items() </w:t>
+      </w:r>
+      <w:r>
+        <w:rPr>
+          <w:sz w:val="19"/>
+        </w:rPr>
+        <w:t xml:space="preserve">all </w:t>
+      </w:r>
+      <w:r>
+        <w:rPr>
+          <w:sz w:val="19"/>
+        </w:rPr>
+        <w:t xml:space="preserve">key:value </w:t>
+      </w:r>
+      <w:r>
+        <w:rPr>
+          <w:sz w:val="19"/>
+        </w:rPr>
+        <w:t xml:space="preserve">pairs; </w:t>
+      </w:r>
+      <w:r>
+        <w:rPr>
+          <w:sz w:val="19"/>
+        </w:rPr>
+        <w:t xml:space="preserve">d.pop(k) </w:t>
+      </w:r>
+      <w:r>
+        <w:rPr>
+          <w:sz w:val="19"/>
+        </w:rPr>
+        <w:t xml:space="preserve">removes </w:t>
+      </w:r>
+      <w:r>
+        <w:rPr>
+          <w:sz w:val="19"/>
+        </w:rPr>
+        <w:t xml:space="preserve">and </w:t>
+      </w:r>
+      <w:r>
+        <w:rPr>
+          <w:sz w:val="19"/>
+        </w:rPr>
+        <w:t xml:space="preserve">returns </w:t>
+      </w:r>
+      <w:r>
+        <w:rPr>
+          <w:sz w:val="19"/>
+        </w:rPr>
+        <w:t xml:space="preserve">k; </w:t>
+      </w:r>
+      <w:r>
+        <w:rPr>
+          <w:sz w:val="19"/>
+        </w:rPr>
+        <w:t xml:space="preserve">d.update(b) </w:t>
+      </w:r>
+      <w:r>
+        <w:rPr>
+          <w:sz w:val="19"/>
+        </w:rPr>
+        <w:t xml:space="preserve">merges </w:t>
+      </w:r>
+      <w:r>
+        <w:rPr>
+          <w:sz w:val="19"/>
+        </w:rPr>
+        <w:t xml:space="preserve">b </w:t>
+      </w:r>
+      <w:r>
+        <w:rPr>
+          <w:sz w:val="19"/>
+        </w:rPr>
+        <w:t xml:space="preserve">into </w:t>
+      </w:r>
+      <w:r>
+        <w:rPr>
+          <w:sz w:val="19"/>
+        </w:rPr>
+        <w:t xml:space="preserve">d. </w:t>
+      </w:r>
+    </w:p>
+    <w:p>
+      <w:pPr>
+        <w:spacing w:before="30" w:after="30"/>
+        <w:ind w:left="173"/>
+      </w:pPr>
+      <w:r>
+        <w:rPr>
+          <w:b/>
+          <w:color w:val="FF4B6E"/>
+          <w:sz w:val="14"/>
+        </w:rPr>
+        <w:t xml:space="preserve">RED </w:t>
+      </w:r>
+      <w:r>
+        <w:rPr>
+          <w:b/>
+          <w:color w:val="0070C0"/>
+          <w:sz w:val="19"/>
+        </w:rPr>
+        <w:t xml:space="preserve">Dictionary Key Rule (p. 16): </w:t>
+      </w:r>
+      <w:r>
+        <w:rPr>
+          <w:sz w:val="19"/>
+        </w:rPr>
+        <w:t xml:space="preserve">Keys </w:t>
+      </w:r>
+      <w:r>
+        <w:rPr>
+          <w:b/>
+          <w:color w:val="C00000"/>
+          <w:sz w:val="19"/>
+        </w:rPr>
+        <w:t xml:space="preserve">must </w:t>
+      </w:r>
+      <w:r>
+        <w:rPr>
+          <w:sz w:val="19"/>
+        </w:rPr>
+        <w:t xml:space="preserve">be </w:t>
+      </w:r>
+      <w:r>
+        <w:rPr>
+          <w:sz w:val="19"/>
+        </w:rPr>
+        <w:t xml:space="preserve">unique </w:t>
+      </w:r>
+      <w:r>
+        <w:rPr>
+          <w:sz w:val="19"/>
+        </w:rPr>
+        <w:t xml:space="preserve">and </w:t>
+      </w:r>
+      <w:r>
+        <w:rPr>
+          <w:sz w:val="19"/>
+        </w:rPr>
+        <w:t xml:space="preserve">immutable. </w:t>
+      </w:r>
+      <w:r>
+        <w:rPr>
+          <w:sz w:val="19"/>
+        </w:rPr>
+        <w:t xml:space="preserve">d.setdefault(k,v) </w:t>
+      </w:r>
+      <w:r>
+        <w:rPr>
+          <w:sz w:val="19"/>
+        </w:rPr>
+        <w:t xml:space="preserve">returns </w:t>
+      </w:r>
+      <w:r>
+        <w:rPr>
+          <w:sz w:val="19"/>
+        </w:rPr>
+        <w:t xml:space="preserve">d[k] </w:t>
+      </w:r>
+      <w:r>
+        <w:rPr>
+          <w:sz w:val="19"/>
+        </w:rPr>
+        <w:t xml:space="preserve">if </w:t>
+      </w:r>
+      <w:r>
+        <w:rPr>
+          <w:sz w:val="19"/>
+        </w:rPr>
+        <w:t xml:space="preserve">found; </w:t>
+      </w:r>
+      <w:r>
+        <w:rPr>
+          <w:sz w:val="19"/>
+        </w:rPr>
+        <w:t xml:space="preserve">if </w:t>
+      </w:r>
+      <w:r>
+        <w:rPr>
+          <w:b/>
+          <w:color w:val="C00000"/>
+          <w:sz w:val="19"/>
+        </w:rPr>
+        <w:t xml:space="preserve">not </w:t>
+      </w:r>
+      <w:r>
+        <w:rPr>
+          <w:sz w:val="19"/>
+        </w:rPr>
+        <w:t xml:space="preserve">found, </w:t>
+      </w:r>
+      <w:r>
+        <w:rPr>
+          <w:sz w:val="19"/>
+        </w:rPr>
+        <w:t xml:space="preserve">sets </w:t>
+      </w:r>
+      <w:r>
+        <w:rPr>
+          <w:sz w:val="19"/>
+        </w:rPr>
+        <w:t xml:space="preserve">d[k]=v </w:t>
+      </w:r>
+      <w:r>
+        <w:rPr>
+          <w:sz w:val="19"/>
+        </w:rPr>
+        <w:t xml:space="preserve">and </w:t>
+      </w:r>
+      <w:r>
+        <w:rPr>
+          <w:sz w:val="19"/>
+        </w:rPr>
+        <w:t xml:space="preserve">returns </w:t>
+      </w:r>
+      <w:r>
+        <w:rPr>
+          <w:sz w:val="19"/>
+        </w:rPr>
+        <w:t xml:space="preserve">v. </w:t>
+      </w:r>
+    </w:p>
+    <w:p>
+      <w:pPr>
+        <w:spacing w:before="30" w:after="30"/>
+        <w:ind w:left="173"/>
+      </w:pPr>
+      <w:r>
+        <w:rPr>
+          <w:b/>
+          <w:color w:val="FF4B6E"/>
+          <w:sz w:val="14"/>
+        </w:rPr>
+        <w:t xml:space="preserve">RED </w:t>
+      </w:r>
+      <w:r>
+        <w:rPr>
+          <w:b/>
+          <w:color w:val="0070C0"/>
+          <w:sz w:val="19"/>
+        </w:rPr>
+        <w:t xml:space="preserve">Set Methods — Immutable (p. 18): </w:t>
+      </w:r>
+      <w:r>
+        <w:rPr>
+          <w:sz w:val="19"/>
+        </w:rPr>
+        <w:t xml:space="preserve">a.difference(t) </w:t>
+      </w:r>
+      <w:r>
+        <w:rPr>
+          <w:sz w:val="19"/>
+        </w:rPr>
+        <w:t xml:space="preserve">elements </w:t>
+      </w:r>
+      <w:r>
+        <w:rPr>
+          <w:sz w:val="19"/>
+        </w:rPr>
+        <w:t xml:space="preserve">in </w:t>
+      </w:r>
+      <w:r>
+        <w:rPr>
+          <w:sz w:val="19"/>
+        </w:rPr>
+        <w:t xml:space="preserve">a </w:t>
+      </w:r>
+      <w:r>
+        <w:rPr>
+          <w:b/>
+          <w:color w:val="C00000"/>
+          <w:sz w:val="19"/>
+        </w:rPr>
+        <w:t xml:space="preserve">not </w:t>
+      </w:r>
+      <w:r>
+        <w:rPr>
+          <w:sz w:val="19"/>
+        </w:rPr>
+        <w:t xml:space="preserve">in </w:t>
+      </w:r>
+      <w:r>
+        <w:rPr>
+          <w:sz w:val="19"/>
+        </w:rPr>
+        <w:t xml:space="preserve">t; </w:t>
+      </w:r>
+      <w:r>
+        <w:rPr>
+          <w:sz w:val="19"/>
+        </w:rPr>
+        <w:t xml:space="preserve">a.intersection(t) </w:t>
+      </w:r>
+      <w:r>
+        <w:rPr>
+          <w:sz w:val="19"/>
+        </w:rPr>
+        <w:t xml:space="preserve">elements </w:t>
+      </w:r>
+      <w:r>
+        <w:rPr>
+          <w:sz w:val="19"/>
+        </w:rPr>
+        <w:t xml:space="preserve">in </w:t>
+      </w:r>
+      <w:r>
+        <w:rPr>
+          <w:sz w:val="19"/>
+        </w:rPr>
+        <w:t xml:space="preserve">both; </w:t>
+      </w:r>
+      <w:r>
+        <w:rPr>
+          <w:sz w:val="19"/>
+        </w:rPr>
+        <w:t xml:space="preserve">a.union(t) </w:t>
+      </w:r>
+      <w:r>
+        <w:rPr>
+          <w:sz w:val="19"/>
+        </w:rPr>
+        <w:t xml:space="preserve">elements </w:t>
+      </w:r>
+      <w:r>
+        <w:rPr>
+          <w:sz w:val="19"/>
+        </w:rPr>
+        <w:t xml:space="preserve">in </w:t>
+      </w:r>
+      <w:r>
+        <w:rPr>
+          <w:sz w:val="19"/>
+        </w:rPr>
+        <w:t xml:space="preserve">either; </w:t>
+      </w:r>
+      <w:r>
+        <w:rPr>
+          <w:sz w:val="19"/>
+        </w:rPr>
+        <w:t xml:space="preserve">a.issubset(t) </w:t>
+      </w:r>
+      <w:r>
+        <w:rPr>
+          <w:sz w:val="19"/>
+        </w:rPr>
+        <w:t xml:space="preserve">True </w:t>
+      </w:r>
+      <w:r>
+        <w:rPr>
+          <w:sz w:val="19"/>
+        </w:rPr>
+        <w:t xml:space="preserve">if </w:t>
+      </w:r>
+      <w:r>
+        <w:rPr>
+          <w:sz w:val="19"/>
+        </w:rPr>
+        <w:t xml:space="preserve">all </w:t>
+      </w:r>
+      <w:r>
+        <w:rPr>
+          <w:sz w:val="19"/>
+        </w:rPr>
+        <w:t xml:space="preserve">a </w:t>
+      </w:r>
+      <w:r>
+        <w:rPr>
+          <w:sz w:val="19"/>
+        </w:rPr>
+        <w:t xml:space="preserve">in </w:t>
+      </w:r>
+      <w:r>
+        <w:rPr>
+          <w:sz w:val="19"/>
+        </w:rPr>
+        <w:t xml:space="preserve">t; </w:t>
+      </w:r>
+      <w:r>
+        <w:rPr>
+          <w:sz w:val="19"/>
+        </w:rPr>
+        <w:t xml:space="preserve">a.issuperset(t) </w:t>
+      </w:r>
+      <w:r>
+        <w:rPr>
+          <w:sz w:val="19"/>
+        </w:rPr>
+        <w:t xml:space="preserve">True </w:t>
+      </w:r>
+      <w:r>
+        <w:rPr>
+          <w:sz w:val="19"/>
+        </w:rPr>
+        <w:t xml:space="preserve">if </w:t>
+      </w:r>
+      <w:r>
+        <w:rPr>
+          <w:sz w:val="19"/>
+        </w:rPr>
+        <w:t xml:space="preserve">all </w:t>
+      </w:r>
+      <w:r>
+        <w:rPr>
+          <w:sz w:val="19"/>
+        </w:rPr>
+        <w:t xml:space="preserve">t </w:t>
+      </w:r>
+      <w:r>
+        <w:rPr>
+          <w:sz w:val="19"/>
+        </w:rPr>
+        <w:t xml:space="preserve">in </w:t>
+      </w:r>
+      <w:r>
+        <w:rPr>
+          <w:sz w:val="19"/>
+        </w:rPr>
+        <w:t xml:space="preserve">a. </w:t>
+      </w:r>
+    </w:p>
+    <w:p>
+      <w:pPr>
+        <w:spacing w:before="30" w:after="30"/>
+        <w:ind w:left="173"/>
+      </w:pPr>
+      <w:r>
+        <w:rPr>
+          <w:b/>
+          <w:color w:val="FF4B6E"/>
+          <w:sz w:val="14"/>
+        </w:rPr>
+        <w:t xml:space="preserve">RED </w:t>
+      </w:r>
+      <w:r>
+        <w:rPr>
+          <w:b/>
+          <w:color w:val="0070C0"/>
+          <w:sz w:val="19"/>
+        </w:rPr>
+        <w:t xml:space="preserve">Mutable Set Methods (p. 19): </w:t>
+      </w:r>
+      <w:r>
+        <w:rPr>
+          <w:sz w:val="19"/>
+        </w:rPr>
+        <w:t xml:space="preserve">s.add(item) </w:t>
+      </w:r>
+      <w:r>
+        <w:rPr>
+          <w:sz w:val="19"/>
+        </w:rPr>
+        <w:t xml:space="preserve">adds </w:t>
+      </w:r>
+      <w:r>
+        <w:rPr>
+          <w:sz w:val="19"/>
+        </w:rPr>
+        <w:t xml:space="preserve">(nothing </w:t>
+      </w:r>
+      <w:r>
+        <w:rPr>
+          <w:sz w:val="19"/>
+        </w:rPr>
+        <w:t xml:space="preserve">if </w:t>
+      </w:r>
+      <w:r>
+        <w:rPr>
+          <w:sz w:val="19"/>
+        </w:rPr>
+        <w:t xml:space="preserve">already </w:t>
+      </w:r>
+      <w:r>
+        <w:rPr>
+          <w:sz w:val="19"/>
+        </w:rPr>
+        <w:t xml:space="preserve">present); </w:t>
+      </w:r>
+      <w:r>
+        <w:rPr>
+          <w:sz w:val="19"/>
+        </w:rPr>
+        <w:t xml:space="preserve">s.discard(item) </w:t>
+      </w:r>
+      <w:r>
+        <w:rPr>
+          <w:sz w:val="19"/>
+        </w:rPr>
+        <w:t xml:space="preserve">removes </w:t>
+      </w:r>
+      <w:r>
+        <w:rPr>
+          <w:sz w:val="19"/>
+        </w:rPr>
+        <w:t xml:space="preserve">safely; </w:t>
+      </w:r>
+      <w:r>
+        <w:rPr>
+          <w:sz w:val="19"/>
+        </w:rPr>
+        <w:t xml:space="preserve">s.remove(item) </w:t>
+      </w:r>
+      <w:r>
+        <w:rPr>
+          <w:sz w:val="19"/>
+        </w:rPr>
+        <w:t xml:space="preserve">removes </w:t>
+      </w:r>
+      <w:r>
+        <w:rPr>
+          <w:sz w:val="19"/>
+        </w:rPr>
+        <w:t xml:space="preserve">(raises </w:t>
+      </w:r>
+      <w:r>
+        <w:rPr>
+          <w:sz w:val="19"/>
+        </w:rPr>
+        <w:t xml:space="preserve">KeyError </w:t>
+      </w:r>
+      <w:r>
+        <w:rPr>
+          <w:sz w:val="19"/>
+        </w:rPr>
+        <w:t xml:space="preserve">if </w:t>
+      </w:r>
+      <w:r>
+        <w:rPr>
+          <w:sz w:val="19"/>
+        </w:rPr>
+        <w:t xml:space="preserve">missing); </w:t>
+      </w:r>
+      <w:r>
+        <w:rPr>
+          <w:sz w:val="19"/>
+        </w:rPr>
+        <w:t xml:space="preserve">s.pop() </w:t>
+      </w:r>
+      <w:r>
+        <w:rPr>
+          <w:sz w:val="19"/>
+        </w:rPr>
+        <w:t xml:space="preserve">removes </w:t>
+      </w:r>
+      <w:r>
+        <w:rPr>
+          <w:sz w:val="19"/>
+        </w:rPr>
+        <w:t xml:space="preserve">arbitrary </w:t>
+      </w:r>
+      <w:r>
+        <w:rPr>
+          <w:sz w:val="19"/>
+        </w:rPr>
+        <w:t xml:space="preserve">item. </w:t>
+      </w:r>
+    </w:p>
+    <w:p>
+      <w:pPr>
+        <w:spacing w:before="30" w:after="30"/>
+        <w:ind w:left="173"/>
+      </w:pPr>
+      <w:r>
+        <w:rPr>
+          <w:b/>
+          <w:color w:val="FF4B6E"/>
+          <w:sz w:val="14"/>
+        </w:rPr>
+        <w:t xml:space="preserve">RED </w:t>
+      </w:r>
+      <w:r>
+        <w:rPr>
+          <w:b/>
+          <w:color w:val="0070C0"/>
+          <w:sz w:val="19"/>
+        </w:rPr>
+        <w:t xml:space="preserve">frozenset — Immutable Set (p. 21): </w:t>
+      </w:r>
+      <w:r>
+        <w:rPr>
+          <w:sz w:val="19"/>
+        </w:rPr>
+        <w:t xml:space="preserve">Use </w:t>
+      </w:r>
+      <w:r>
+        <w:rPr>
+          <w:sz w:val="19"/>
+        </w:rPr>
+        <w:t xml:space="preserve">frozenset </w:t>
+      </w:r>
+      <w:r>
+        <w:rPr>
+          <w:sz w:val="19"/>
+        </w:rPr>
+        <w:t xml:space="preserve">instead </w:t>
+      </w:r>
+      <w:r>
+        <w:rPr>
+          <w:sz w:val="19"/>
+        </w:rPr>
+        <w:t xml:space="preserve">of </w:t>
+      </w:r>
+      <w:r>
+        <w:rPr>
+          <w:sz w:val="19"/>
+        </w:rPr>
+        <w:t xml:space="preserve">set </w:t>
+      </w:r>
+      <w:r>
+        <w:rPr>
+          <w:sz w:val="19"/>
+        </w:rPr>
+        <w:t xml:space="preserve">when </w:t>
+      </w:r>
+      <w:r>
+        <w:rPr>
+          <w:sz w:val="19"/>
+        </w:rPr>
+        <w:t xml:space="preserve">you </w:t>
+      </w:r>
+      <w:r>
+        <w:rPr>
+          <w:sz w:val="19"/>
+        </w:rPr>
+        <w:t xml:space="preserve">want </w:t>
+      </w:r>
+      <w:r>
+        <w:rPr>
+          <w:sz w:val="19"/>
+        </w:rPr>
+        <w:t xml:space="preserve">to </w:t>
+      </w:r>
+      <w:r>
+        <w:rPr>
+          <w:sz w:val="19"/>
+        </w:rPr>
+        <w:t xml:space="preserve">use </w:t>
+      </w:r>
+      <w:r>
+        <w:rPr>
+          <w:sz w:val="19"/>
+        </w:rPr>
+        <w:t xml:space="preserve">a </w:t>
+      </w:r>
+      <w:r>
+        <w:rPr>
+          <w:sz w:val="19"/>
+        </w:rPr>
+        <w:t xml:space="preserve">set </w:t>
+      </w:r>
+      <w:r>
+        <w:rPr>
+          <w:sz w:val="19"/>
+        </w:rPr>
+        <w:t xml:space="preserve">as </w:t>
+      </w:r>
+      <w:r>
+        <w:rPr>
+          <w:sz w:val="19"/>
+        </w:rPr>
+        <w:t xml:space="preserve">a </w:t>
+      </w:r>
+      <w:r>
+        <w:rPr>
+          <w:sz w:val="19"/>
+        </w:rPr>
+        <w:t xml:space="preserve">dict </w:t>
+      </w:r>
+      <w:r>
+        <w:rPr>
+          <w:sz w:val="19"/>
+        </w:rPr>
+        <w:t xml:space="preserve">key </w:t>
+      </w:r>
+      <w:r>
+        <w:rPr>
+          <w:sz w:val="19"/>
+        </w:rPr>
+        <w:t xml:space="preserve">or </w:t>
+      </w:r>
+      <w:r>
+        <w:rPr>
+          <w:sz w:val="19"/>
+        </w:rPr>
+        <w:t xml:space="preserve">add </w:t>
+      </w:r>
+      <w:r>
+        <w:rPr>
+          <w:sz w:val="19"/>
+        </w:rPr>
+        <w:t xml:space="preserve">it </w:t>
+      </w:r>
+      <w:r>
+        <w:rPr>
+          <w:sz w:val="19"/>
+        </w:rPr>
+        <w:t xml:space="preserve">inside </w:t>
+      </w:r>
+      <w:r>
+        <w:rPr>
+          <w:sz w:val="19"/>
+        </w:rPr>
+        <w:t xml:space="preserve">another </w:t>
+      </w:r>
+      <w:r>
+        <w:rPr>
+          <w:sz w:val="19"/>
+        </w:rPr>
+        <w:t xml:space="preserve">set. </w:t>
+      </w:r>
+      <w:r>
+        <w:rPr>
+          <w:sz w:val="19"/>
+        </w:rPr>
+        <w:t xml:space="preserve">s.add(s2) </w:t>
+      </w:r>
+      <w:r>
+        <w:rPr>
+          <w:sz w:val="19"/>
+        </w:rPr>
+        <w:t xml:space="preserve">raises </w:t>
+      </w:r>
+      <w:r>
+        <w:rPr>
+          <w:sz w:val="19"/>
+        </w:rPr>
+        <w:t xml:space="preserve">TypeError; </w:t>
+      </w:r>
+      <w:r>
+        <w:rPr>
+          <w:sz w:val="19"/>
+        </w:rPr>
+        <w:t xml:space="preserve">s.add(frozenset(s2)) </w:t>
+      </w:r>
+      <w:r>
+        <w:rPr>
+          <w:sz w:val="19"/>
+        </w:rPr>
+        <w:t xml:space="preserve">works. </w:t>
+      </w:r>
+    </w:p>
+    <w:p>
+      <w:pPr>
+        <w:spacing w:before="30" w:after="30"/>
+        <w:ind w:left="173"/>
+      </w:pPr>
+      <w:r>
+        <w:rPr>
+          <w:b/>
+          <w:color w:val="FF4B6E"/>
+          <w:sz w:val="14"/>
+        </w:rPr>
+        <w:t xml:space="preserve">RED </w:t>
+      </w:r>
+      <w:r>
+        <w:rPr>
+          <w:b/>
+          <w:color w:val="0070C0"/>
+          <w:sz w:val="19"/>
+        </w:rPr>
+        <w:t xml:space="preserve">Array vs List — Memory (p. 25): </w:t>
+      </w:r>
+      <w:r>
+        <w:rPr>
+          <w:sz w:val="19"/>
+        </w:rPr>
+        <w:t xml:space="preserve">array.array </w:t>
+      </w:r>
+      <w:r>
+        <w:rPr>
+          <w:sz w:val="19"/>
+        </w:rPr>
+        <w:t xml:space="preserve">stores </w:t>
+      </w:r>
+      <w:r>
+        <w:rPr>
+          <w:sz w:val="19"/>
+        </w:rPr>
+        <w:t xml:space="preserve">typed </w:t>
+      </w:r>
+      <w:r>
+        <w:rPr>
+          <w:sz w:val="19"/>
+        </w:rPr>
+        <w:t xml:space="preserve">data </w:t>
+      </w:r>
+      <w:r>
+        <w:rPr>
+          <w:sz w:val="19"/>
+        </w:rPr>
+        <w:t xml:space="preserve">and </w:t>
+      </w:r>
+      <w:r>
+        <w:rPr>
+          <w:sz w:val="19"/>
+        </w:rPr>
+        <w:t xml:space="preserve">uses </w:t>
+      </w:r>
+      <w:r>
+        <w:rPr>
+          <w:sz w:val="19"/>
+        </w:rPr>
+        <w:t xml:space="preserve">~91% </w:t>
+      </w:r>
+      <w:r>
+        <w:rPr>
+          <w:sz w:val="19"/>
+        </w:rPr>
+        <w:t xml:space="preserve">less </w:t>
+      </w:r>
+      <w:r>
+        <w:rPr>
+          <w:sz w:val="19"/>
+        </w:rPr>
+        <w:t xml:space="preserve">memory </w:t>
+      </w:r>
+      <w:r>
+        <w:rPr>
+          <w:sz w:val="19"/>
+        </w:rPr>
+        <w:t xml:space="preserve">than </w:t>
+      </w:r>
+      <w:r>
+        <w:rPr>
+          <w:sz w:val="19"/>
+        </w:rPr>
+        <w:t xml:space="preserve">a </w:t>
+      </w:r>
+      <w:r>
+        <w:rPr>
+          <w:sz w:val="19"/>
+        </w:rPr>
+        <w:t xml:space="preserve">Python </w:t>
+      </w:r>
+      <w:r>
+        <w:rPr>
+          <w:sz w:val="19"/>
+        </w:rPr>
+        <w:t xml:space="preserve">list </w:t>
+      </w:r>
+      <w:r>
+        <w:rPr>
+          <w:sz w:val="19"/>
+        </w:rPr>
+        <w:t xml:space="preserve">for </w:t>
+      </w:r>
+      <w:r>
+        <w:rPr>
+          <w:sz w:val="19"/>
+        </w:rPr>
+        <w:t xml:space="preserve">large </w:t>
+      </w:r>
+      <w:r>
+        <w:rPr>
+          <w:sz w:val="19"/>
+        </w:rPr>
+        <w:t xml:space="preserve">numeric </w:t>
+      </w:r>
+      <w:r>
+        <w:rPr>
+          <w:sz w:val="19"/>
+        </w:rPr>
+        <w:t xml:space="preserve">data. </w:t>
+      </w:r>
+      <w:r>
+        <w:rPr>
+          <w:sz w:val="19"/>
+        </w:rPr>
+        <w:t xml:space="preserve">Use </w:t>
+      </w:r>
+      <w:r>
+        <w:rPr>
+          <w:sz w:val="19"/>
+        </w:rPr>
+        <w:t xml:space="preserve">arrays </w:t>
+      </w:r>
+      <w:r>
+        <w:rPr>
+          <w:sz w:val="19"/>
+        </w:rPr>
+        <w:t xml:space="preserve">when </w:t>
+      </w:r>
+      <w:r>
+        <w:rPr>
+          <w:sz w:val="19"/>
+        </w:rPr>
+        <w:t xml:space="preserve">memory </w:t>
+      </w:r>
+      <w:r>
+        <w:rPr>
+          <w:sz w:val="19"/>
+        </w:rPr>
+        <w:t xml:space="preserve">efficiency </w:t>
+      </w:r>
+      <w:r>
+        <w:rPr>
+          <w:sz w:val="19"/>
+        </w:rPr>
+        <w:t xml:space="preserve">is </w:t>
+      </w:r>
+      <w:r>
+        <w:rPr>
+          <w:b/>
+          <w:color w:val="C00000"/>
+          <w:sz w:val="19"/>
+        </w:rPr>
+        <w:t xml:space="preserve">critical. </w:t>
+      </w:r>
+    </w:p>
+    <w:p>
+      <w:pPr>
+        <w:spacing w:before="40" w:after="40"/>
+        <w:ind w:left="173"/>
+        <w:shd w:val="clear" w:color="auto" w:fill="E2EFDA"/>
+      </w:pPr>
+      <w:r>
+        <w:rPr>
+          <w:b/>
+          <w:color w:val="378610"/>
+          <w:sz w:val="17"/>
+        </w:rPr>
+        <w:t xml:space="preserve">Exam Tip: </w:t>
+      </w:r>
+      <w:r>
+        <w:rPr>
+          <w:sz w:val="17"/>
+        </w:rPr>
+        <w:t>d.get(key, default) never raises KeyError — always safer than d[key] when key may not exist.</w:t>
+      </w:r>
+    </w:p>
+    <w:p>
+      <w:pPr>
+        <w:spacing w:before="40" w:after="40"/>
+        <w:ind w:left="173"/>
+        <w:shd w:val="clear" w:color="auto" w:fill="E2EFDA"/>
+      </w:pPr>
+      <w:r>
+        <w:rPr>
+          <w:b/>
+          <w:color w:val="378610"/>
+          <w:sz w:val="17"/>
+        </w:rPr>
+        <w:t xml:space="preserve">Exam Tip: </w:t>
+      </w:r>
+      <w:r>
+        <w:rPr>
+          <w:sz w:val="17"/>
+        </w:rPr>
+        <w:t>frozenset is hashable and can be used as a dict key or inside another set. Regular set cannot.</w:t>
+      </w:r>
+    </w:p>
+    <w:p>
+      <w:pPr>
+        <w:spacing w:before="40" w:after="40"/>
+        <w:ind w:left="173"/>
+        <w:shd w:val="clear" w:color="auto" w:fill="FCE4D6"/>
+      </w:pPr>
+      <w:r>
+        <w:rPr>
+          <w:b/>
+          <w:color w:val="C00000"/>
+          <w:sz w:val="17"/>
+        </w:rPr>
+        <w:t xml:space="preserve">Exam Trap: </w:t>
+      </w:r>
+      <w:r>
+        <w:rPr>
+          <w:sz w:val="17"/>
+        </w:rPr>
+        <w:t>s.remove(item) raises KeyError if item not found. Use s.discard(item) — it never raises an error.</w:t>
+      </w:r>
+    </w:p>
+    <w:p>
+      <w:pPr>
+        <w:spacing w:before="40" w:after="40"/>
+        <w:ind w:left="173"/>
+        <w:shd w:val="clear" w:color="auto" w:fill="FCE4D6"/>
+      </w:pPr>
+      <w:r>
+        <w:rPr>
+          <w:b/>
+          <w:color w:val="C00000"/>
+          <w:sz w:val="17"/>
+        </w:rPr>
+        <w:t xml:space="preserve">Exam Trap: </w:t>
+      </w:r>
+      <w:r>
+        <w:rPr>
+          <w:sz w:val="17"/>
+        </w:rPr>
+        <w:t>array.array is NOT a Python list — it only stores one type of element but uses far less memory.</w:t>
       </w:r>
     </w:p>
     <w:p>

--- a/ds_summary.docx
+++ b/ds_summary.docx
@@ -292,8 +292,6 @@
       </w:r>
       <w:r>
         <w:rPr>
-          <w:b/>
-          <w:color w:val="C05500"/>
           <w:sz w:val="19"/>
         </w:rPr>
         <w:t xml:space="preserve">Linear </w:t>
@@ -544,6 +542,8 @@
       </w:r>
       <w:r>
         <w:rPr>
+          <w:b/>
+          <w:color w:val="C05500"/>
           <w:sz w:val="19"/>
         </w:rPr>
         <w:t xml:space="preserve">every </w:t>
@@ -798,6 +798,8 @@
       </w:r>
       <w:r>
         <w:rPr>
+          <w:b/>
+          <w:color w:val="C05500"/>
           <w:sz w:val="19"/>
         </w:rPr>
         <w:t xml:space="preserve">filter() </w:t>
@@ -1017,6 +1019,8 @@
       </w:r>
       <w:r>
         <w:rPr>
+          <w:b/>
+          <w:color w:val="C00000"/>
           <w:sz w:val="19"/>
         </w:rPr>
         <w:t xml:space="preserve">first. </w:t>
@@ -1117,6 +1121,8 @@
       </w:r>
       <w:r>
         <w:rPr>
+          <w:b/>
+          <w:color w:val="C05500"/>
           <w:sz w:val="19"/>
         </w:rPr>
         <w:t xml:space="preserve">block </w:t>
@@ -1361,6 +1367,8 @@
       </w:r>
       <w:r>
         <w:rPr>
+          <w:b/>
+          <w:color w:val="C05500"/>
           <w:sz w:val="19"/>
         </w:rPr>
         <w:t xml:space="preserve">prevent </w:t>
@@ -1620,6 +1628,8 @@
       </w:r>
       <w:r>
         <w:rPr>
+          <w:b/>
+          <w:color w:val="C05500"/>
           <w:sz w:val="19"/>
         </w:rPr>
         <w:t xml:space="preserve">all </w:t>
@@ -1656,6 +1666,8 @@
       </w:r>
       <w:r>
         <w:rPr>
+          <w:b/>
+          <w:color w:val="C05500"/>
           <w:sz w:val="19"/>
         </w:rPr>
         <w:t xml:space="preserve">any </w:t>
@@ -1816,12 +1828,16 @@
       </w:r>
       <w:r>
         <w:rPr>
+          <w:b/>
+          <w:color w:val="C05500"/>
           <w:sz w:val="19"/>
         </w:rPr>
         <w:t xml:space="preserve">all </w:t>
       </w:r>
       <w:r>
         <w:rPr>
+          <w:b/>
+          <w:color w:val="C05500"/>
           <w:sz w:val="19"/>
         </w:rPr>
         <w:t xml:space="preserve">keys; </w:t>
@@ -1834,6 +1850,8 @@
       </w:r>
       <w:r>
         <w:rPr>
+          <w:b/>
+          <w:color w:val="C05500"/>
           <w:sz w:val="19"/>
         </w:rPr>
         <w:t xml:space="preserve">all </w:t>
@@ -1852,6 +1870,8 @@
       </w:r>
       <w:r>
         <w:rPr>
+          <w:b/>
+          <w:color w:val="C05500"/>
           <w:sz w:val="19"/>
         </w:rPr>
         <w:t xml:space="preserve">all </w:t>
@@ -1952,6 +1972,8 @@
       </w:r>
       <w:r>
         <w:rPr>
+          <w:b/>
+          <w:color w:val="C05500"/>
           <w:sz w:val="19"/>
         </w:rPr>
         <w:t xml:space="preserve">Keys </w:t>
@@ -1984,6 +2006,8 @@
       </w:r>
       <w:r>
         <w:rPr>
+          <w:b/>
+          <w:color w:val="C05500"/>
           <w:sz w:val="19"/>
         </w:rPr>
         <w:t xml:space="preserve">immutable. </w:t>
@@ -2202,6 +2226,8 @@
       </w:r>
       <w:r>
         <w:rPr>
+          <w:b/>
+          <w:color w:val="C05500"/>
           <w:sz w:val="19"/>
         </w:rPr>
         <w:t xml:space="preserve">all </w:t>
@@ -2244,6 +2270,8 @@
       </w:r>
       <w:r>
         <w:rPr>
+          <w:b/>
+          <w:color w:val="C05500"/>
           <w:sz w:val="19"/>
         </w:rPr>
         <w:t xml:space="preserve">all </w:t>
@@ -2338,6 +2366,8 @@
       </w:r>
       <w:r>
         <w:rPr>
+          <w:b/>
+          <w:color w:val="C05500"/>
           <w:sz w:val="19"/>
         </w:rPr>
         <w:t xml:space="preserve">safely; </w:t>
@@ -2516,6 +2546,8 @@
       </w:r>
       <w:r>
         <w:rPr>
+          <w:b/>
+          <w:color w:val="C05500"/>
           <w:sz w:val="19"/>
         </w:rPr>
         <w:t xml:space="preserve">key </w:t>
@@ -3147,8 +3179,6 @@
       </w:r>
       <w:r>
         <w:rPr>
-          <w:b/>
-          <w:color w:val="C05500"/>
           <w:sz w:val="19"/>
         </w:rPr>
         <w:t xml:space="preserve">logarithmic </w:t>
@@ -3167,8 +3197,6 @@
       </w:r>
       <w:r>
         <w:rPr>
-          <w:b/>
-          <w:color w:val="C05500"/>
           <w:sz w:val="19"/>
         </w:rPr>
         <w:t xml:space="preserve">linear </w:t>
@@ -3217,8 +3245,6 @@
       </w:r>
       <w:r>
         <w:rPr>
-          <w:b/>
-          <w:color w:val="C05500"/>
           <w:sz w:val="19"/>
         </w:rPr>
         <w:t xml:space="preserve">quadratic </w:t>
@@ -4436,6 +4462,8 @@
       </w:r>
       <w:r>
         <w:rPr>
+          <w:b/>
+          <w:color w:val="C00000"/>
           <w:sz w:val="19"/>
         </w:rPr>
         <w:t xml:space="preserve">first. </w:t>
@@ -4488,6 +4516,8 @@
       </w:r>
       <w:r>
         <w:rPr>
+          <w:b/>
+          <w:color w:val="C05500"/>
           <w:sz w:val="19"/>
         </w:rPr>
         <w:t xml:space="preserve">every </w:t>
@@ -4719,6 +4749,8 @@
       </w:r>
       <w:r>
         <w:rPr>
+          <w:b/>
+          <w:color w:val="C05500"/>
           <w:sz w:val="19"/>
         </w:rPr>
         <w:t xml:space="preserve">key </w:t>
@@ -4743,6 +4775,8 @@
       </w:r>
       <w:r>
         <w:rPr>
+          <w:b/>
+          <w:color w:val="C05500"/>
           <w:sz w:val="19"/>
         </w:rPr>
         <w:t xml:space="preserve">hash </w:t>
@@ -4761,6 +4795,8 @@
       </w:r>
       <w:r>
         <w:rPr>
+          <w:b/>
+          <w:color w:val="C05500"/>
           <w:sz w:val="19"/>
         </w:rPr>
         <w:t xml:space="preserve">keys </w:t>
@@ -6267,6 +6303,8 @@
       </w:r>
       <w:r>
         <w:rPr>
+          <w:b/>
+          <w:color w:val="C05500"/>
           <w:sz w:val="19"/>
         </w:rPr>
         <w:t xml:space="preserve">all. </w:t>
@@ -6301,6 +6339,8 @@
       </w:r>
       <w:r>
         <w:rPr>
+          <w:b/>
+          <w:color w:val="C05500"/>
           <w:sz w:val="19"/>
         </w:rPr>
         <w:t xml:space="preserve">all </w:t>
@@ -6954,6 +6994,8 @@
       </w:r>
       <w:r>
         <w:rPr>
+          <w:b/>
+          <w:color w:val="C00000"/>
           <w:sz w:val="19"/>
         </w:rPr>
         <w:t xml:space="preserve">first </w:t>
@@ -7790,6 +7832,8 @@
       </w:r>
       <w:r>
         <w:rPr>
+          <w:b/>
+          <w:color w:val="C00000"/>
           <w:sz w:val="19"/>
         </w:rPr>
         <w:t xml:space="preserve">first </w:t>
@@ -7982,6 +8026,8 @@
       </w:r>
       <w:r>
         <w:rPr>
+          <w:b/>
+          <w:color w:val="C00000"/>
           <w:sz w:val="19"/>
         </w:rPr>
         <w:t xml:space="preserve">First </w:t>
@@ -8098,6 +8144,8 @@
       </w:r>
       <w:r>
         <w:rPr>
+          <w:b/>
+          <w:color w:val="C00000"/>
           <w:sz w:val="19"/>
         </w:rPr>
         <w:t xml:space="preserve">(First </w:t>
@@ -8110,6 +8158,8 @@
       </w:r>
       <w:r>
         <w:rPr>
+          <w:b/>
+          <w:color w:val="C00000"/>
           <w:sz w:val="19"/>
         </w:rPr>
         <w:t xml:space="preserve">First </w:t>
@@ -8590,6 +8640,8 @@
       </w:r>
       <w:r>
         <w:rPr>
+          <w:b/>
+          <w:color w:val="C00000"/>
           <w:sz w:val="19"/>
         </w:rPr>
         <w:t xml:space="preserve">first </w:t>
@@ -8626,6 +8678,8 @@
       </w:r>
       <w:r>
         <w:rPr>
+          <w:b/>
+          <w:color w:val="C05500"/>
           <w:sz w:val="19"/>
         </w:rPr>
         <w:t xml:space="preserve">Every </w:t>
@@ -9168,6 +9222,8 @@
       </w:r>
       <w:r>
         <w:rPr>
+          <w:b/>
+          <w:color w:val="C05500"/>
           <w:sz w:val="19"/>
         </w:rPr>
         <w:t xml:space="preserve">(hash </w:t>
@@ -9266,6 +9322,8 @@
       </w:r>
       <w:r>
         <w:rPr>
+          <w:b/>
+          <w:color w:val="C05500"/>
           <w:sz w:val="19"/>
         </w:rPr>
         <w:t xml:space="preserve">keys </w:t>
@@ -9290,6 +9348,8 @@
       </w:r>
       <w:r>
         <w:rPr>
+          <w:b/>
+          <w:color w:val="C05500"/>
           <w:sz w:val="19"/>
         </w:rPr>
         <w:t xml:space="preserve">hash </w:t>
